--- a/examples/surat-terpadu-contoh.docx
+++ b/examples/surat-terpadu-contoh.docx
@@ -108,7 +108,7 @@
         <w:spacing w:after="120"/>
       </w:pPr>
       <w:r>
-        <w:t xml:space="preserve">KONSEP-cef18abc</w:t>
+        <w:t xml:space="preserve">KONSEP-240050c6</w:t>
       </w:r>
     </w:p>
     <w:p>
